--- a/CV-Gustavo-Bilhalva-EN.docx
+++ b/CV-Gustavo-Bilhalva-EN.docx
@@ -351,7 +351,7 @@
           <w:sz w:val="21"/>
           <w:szCs w:val="21"/>
         </w:rPr>
-        <w:t xml:space="preserve">Zarego | Argentina | 01/2026 - Present</w:t>
+        <w:t xml:space="preserve">Independent consulting | Remote - international teams | 01/2026 - Present</w:t>
       </w:r>
     </w:p>
     <w:p>
@@ -441,7 +441,7 @@
           <w:sz w:val="21"/>
           <w:szCs w:val="21"/>
         </w:rPr>
-        <w:t xml:space="preserve">Align engineering teams and business stakeholders to accelerate decision-making.</w:t>
+        <w:t xml:space="preserve">Align engineering teams and business stakeholders across time zones to accelerate decision-making.</w:t>
       </w:r>
     </w:p>
     <w:p>

--- a/CV-Gustavo-Bilhalva-EN.docx
+++ b/CV-Gustavo-Bilhalva-EN.docx
@@ -59,7 +59,7 @@
           <w:sz w:val="21"/>
           <w:szCs w:val="21"/>
         </w:rPr>
-        <w:t xml:space="preserve">Avellaneda, Buenos Aires, Argentina | +54 9 11 3592 6939 | gustavobilhalva@gmail.com</w:t>
+        <w:t xml:space="preserve">GBA, Buenos Aires, Argentina | +54 9 11 3592 6939 | gustavobilhalva@gmail.com</w:t>
       </w:r>
     </w:p>
     <w:p>
@@ -118,7 +118,7 @@
           <w:sz w:val="21"/>
           <w:szCs w:val="21"/>
         </w:rPr>
-        <w:t xml:space="preserve">Agile Project Manager and Scrum Master with 15 years of experience in technology, including more than 6 years leading agile teams and managing software delivery. Specialist in Scrum and Kanban, focused on ceremony facilitation, backlog and dependency management, delivery metrics (velocity, burndown) and continuous improvement. Eight prior years as a software developer provide the technical judgement to understand complex contexts, guide engineering teams and ensure objectives, contracts and service level agreements (SLA) are met. Experienced in technical leadership, agile team coaching, OKR definition with the PMO, and alignment with international stakeholders.</w:t>
+        <w:t xml:space="preserve">Agile Project Manager and Scrum Master with 15 years of experience in technology, including more than 6 years leading agile teams and managing software delivery. Specialist in Scrum and Kanban, focused on ceremony facilitation, backlog and dependency management, flow and delivery metrics (lead time, cycle time, velocity, burndown) and continuous improvement. Eight prior years as a software developer provide the technical judgement to understand complex contexts, guide engineering teams and ensure objectives, contracts and service level agreements (SLA) are met. Experienced in technical leadership, agile team coaching, OKR definition with the PMO, and alignment with international stakeholders.</w:t>
       </w:r>
     </w:p>
     <w:p>
@@ -1150,7 +1150,7 @@
           <w:sz w:val="21"/>
           <w:szCs w:val="21"/>
         </w:rPr>
-        <w:t xml:space="preserve">English - [ADD YOUR LEVEL before sending this CV]</w:t>
+        <w:t xml:space="preserve">English - Professional working proficiency. Experience working in English with stakeholders in Norway and distributed international teams.</w:t>
       </w:r>
     </w:p>
     <w:sectPr>

--- a/CV-Gustavo-Bilhalva-EN.docx
+++ b/CV-Gustavo-Bilhalva-EN.docx
@@ -5,15 +5,12 @@
     <w:p>
       <w:pPr>
         <w:spacing w:after="40" w:before="0"/>
-        <w:jc w:val="left"/>
-      </w:pPr>
-      <w:r>
-        <w:rPr>
-          <w:rFonts w:ascii="Calibri" w:cs="Calibri" w:eastAsia="Calibri" w:hAnsi="Calibri"/>
-          <w:b/>
-          <w:bCs/>
-          <w:i w:val="false"/>
-          <w:iCs w:val="false"/>
+      </w:pPr>
+      <w:r>
+        <w:rPr>
+          <w:rFonts w:ascii="Calibri" w:cs="Calibri" w:eastAsia="Calibri" w:hAnsi="Calibri"/>
+          <w:b/>
+          <w:bCs/>
           <w:caps w:val="false"/>
           <w:color w:val="000000"/>
           <w:sz w:val="30"/>
@@ -25,15 +22,12 @@
     <w:p>
       <w:pPr>
         <w:spacing w:after="40" w:before="0"/>
-        <w:jc w:val="left"/>
-      </w:pPr>
-      <w:r>
-        <w:rPr>
-          <w:rFonts w:ascii="Calibri" w:cs="Calibri" w:eastAsia="Calibri" w:hAnsi="Calibri"/>
-          <w:b/>
-          <w:bCs/>
-          <w:i w:val="false"/>
-          <w:iCs w:val="false"/>
+      </w:pPr>
+      <w:r>
+        <w:rPr>
+          <w:rFonts w:ascii="Calibri" w:cs="Calibri" w:eastAsia="Calibri" w:hAnsi="Calibri"/>
+          <w:b/>
+          <w:bCs/>
           <w:caps w:val="false"/>
           <w:color w:val="000000"/>
           <w:sz w:val="21"/>
@@ -45,15 +39,12 @@
     <w:p>
       <w:pPr>
         <w:spacing w:after="20" w:before="0"/>
-        <w:jc w:val="left"/>
-      </w:pPr>
-      <w:r>
-        <w:rPr>
-          <w:rFonts w:ascii="Calibri" w:cs="Calibri" w:eastAsia="Calibri" w:hAnsi="Calibri"/>
-          <w:b w:val="false"/>
-          <w:bCs w:val="false"/>
-          <w:i w:val="false"/>
-          <w:iCs w:val="false"/>
+      </w:pPr>
+      <w:r>
+        <w:rPr>
+          <w:rFonts w:ascii="Calibri" w:cs="Calibri" w:eastAsia="Calibri" w:hAnsi="Calibri"/>
+          <w:b w:val="false"/>
+          <w:bCs w:val="false"/>
           <w:caps w:val="false"/>
           <w:color w:val="000000"/>
           <w:sz w:val="21"/>
@@ -65,15 +56,12 @@
     <w:p>
       <w:pPr>
         <w:spacing w:after="40" w:before="0"/>
-        <w:jc w:val="left"/>
-      </w:pPr>
-      <w:r>
-        <w:rPr>
-          <w:rFonts w:ascii="Calibri" w:cs="Calibri" w:eastAsia="Calibri" w:hAnsi="Calibri"/>
-          <w:b w:val="false"/>
-          <w:bCs w:val="false"/>
-          <w:i w:val="false"/>
-          <w:iCs w:val="false"/>
+      </w:pPr>
+      <w:r>
+        <w:rPr>
+          <w:rFonts w:ascii="Calibri" w:cs="Calibri" w:eastAsia="Calibri" w:hAnsi="Calibri"/>
+          <w:b w:val="false"/>
+          <w:bCs w:val="false"/>
           <w:caps w:val="false"/>
           <w:color w:val="000000"/>
           <w:sz w:val="21"/>
@@ -95,6 +83,7 @@
           <w:b/>
           <w:bCs/>
           <w:caps/>
+          <w:color w:val="000000"/>
           <w:sz w:val="22"/>
           <w:szCs w:val="22"/>
         </w:rPr>
@@ -104,15 +93,12 @@
     <w:p>
       <w:pPr>
         <w:spacing w:after="60" w:before="0"/>
-        <w:jc w:val="left"/>
-      </w:pPr>
-      <w:r>
-        <w:rPr>
-          <w:rFonts w:ascii="Calibri" w:cs="Calibri" w:eastAsia="Calibri" w:hAnsi="Calibri"/>
-          <w:b w:val="false"/>
-          <w:bCs w:val="false"/>
-          <w:i w:val="false"/>
-          <w:iCs w:val="false"/>
+      </w:pPr>
+      <w:r>
+        <w:rPr>
+          <w:rFonts w:ascii="Calibri" w:cs="Calibri" w:eastAsia="Calibri" w:hAnsi="Calibri"/>
+          <w:b w:val="false"/>
+          <w:bCs w:val="false"/>
           <w:caps w:val="false"/>
           <w:color w:val="000000"/>
           <w:sz w:val="21"/>
@@ -134,6 +120,7 @@
           <w:b/>
           <w:bCs/>
           <w:caps/>
+          <w:color w:val="000000"/>
           <w:sz w:val="22"/>
           <w:szCs w:val="22"/>
         </w:rPr>
@@ -149,8 +136,7 @@
           <w:rFonts w:ascii="Calibri" w:cs="Calibri" w:eastAsia="Calibri" w:hAnsi="Calibri"/>
           <w:b/>
           <w:bCs/>
-          <w:i w:val="false"/>
-          <w:iCs w:val="false"/>
+          <w:caps w:val="false"/>
           <w:color w:val="000000"/>
           <w:sz w:val="21"/>
           <w:szCs w:val="21"/>
@@ -162,8 +148,7 @@
           <w:rFonts w:ascii="Calibri" w:cs="Calibri" w:eastAsia="Calibri" w:hAnsi="Calibri"/>
           <w:b w:val="false"/>
           <w:bCs w:val="false"/>
-          <w:i w:val="false"/>
-          <w:iCs w:val="false"/>
+          <w:caps w:val="false"/>
           <w:color w:val="000000"/>
           <w:sz w:val="21"/>
           <w:szCs w:val="21"/>
@@ -180,8 +165,7 @@
           <w:rFonts w:ascii="Calibri" w:cs="Calibri" w:eastAsia="Calibri" w:hAnsi="Calibri"/>
           <w:b/>
           <w:bCs/>
-          <w:i w:val="false"/>
-          <w:iCs w:val="false"/>
+          <w:caps w:val="false"/>
           <w:color w:val="000000"/>
           <w:sz w:val="21"/>
           <w:szCs w:val="21"/>
@@ -193,8 +177,7 @@
           <w:rFonts w:ascii="Calibri" w:cs="Calibri" w:eastAsia="Calibri" w:hAnsi="Calibri"/>
           <w:b w:val="false"/>
           <w:bCs w:val="false"/>
-          <w:i w:val="false"/>
-          <w:iCs w:val="false"/>
+          <w:caps w:val="false"/>
           <w:color w:val="000000"/>
           <w:sz w:val="21"/>
           <w:szCs w:val="21"/>
@@ -211,8 +194,7 @@
           <w:rFonts w:ascii="Calibri" w:cs="Calibri" w:eastAsia="Calibri" w:hAnsi="Calibri"/>
           <w:b/>
           <w:bCs/>
-          <w:i w:val="false"/>
-          <w:iCs w:val="false"/>
+          <w:caps w:val="false"/>
           <w:color w:val="000000"/>
           <w:sz w:val="21"/>
           <w:szCs w:val="21"/>
@@ -224,8 +206,7 @@
           <w:rFonts w:ascii="Calibri" w:cs="Calibri" w:eastAsia="Calibri" w:hAnsi="Calibri"/>
           <w:b w:val="false"/>
           <w:bCs w:val="false"/>
-          <w:i w:val="false"/>
-          <w:iCs w:val="false"/>
+          <w:caps w:val="false"/>
           <w:color w:val="000000"/>
           <w:sz w:val="21"/>
           <w:szCs w:val="21"/>
@@ -242,8 +223,7 @@
           <w:rFonts w:ascii="Calibri" w:cs="Calibri" w:eastAsia="Calibri" w:hAnsi="Calibri"/>
           <w:b/>
           <w:bCs/>
-          <w:i w:val="false"/>
-          <w:iCs w:val="false"/>
+          <w:caps w:val="false"/>
           <w:color w:val="000000"/>
           <w:sz w:val="21"/>
           <w:szCs w:val="21"/>
@@ -255,8 +235,7 @@
           <w:rFonts w:ascii="Calibri" w:cs="Calibri" w:eastAsia="Calibri" w:hAnsi="Calibri"/>
           <w:b w:val="false"/>
           <w:bCs w:val="false"/>
-          <w:i w:val="false"/>
-          <w:iCs w:val="false"/>
+          <w:caps w:val="false"/>
           <w:color w:val="000000"/>
           <w:sz w:val="21"/>
           <w:szCs w:val="21"/>
@@ -273,8 +252,7 @@
           <w:rFonts w:ascii="Calibri" w:cs="Calibri" w:eastAsia="Calibri" w:hAnsi="Calibri"/>
           <w:b/>
           <w:bCs/>
-          <w:i w:val="false"/>
-          <w:iCs w:val="false"/>
+          <w:caps w:val="false"/>
           <w:color w:val="000000"/>
           <w:sz w:val="21"/>
           <w:szCs w:val="21"/>
@@ -286,8 +264,7 @@
           <w:rFonts w:ascii="Calibri" w:cs="Calibri" w:eastAsia="Calibri" w:hAnsi="Calibri"/>
           <w:b w:val="false"/>
           <w:bCs w:val="false"/>
-          <w:i w:val="false"/>
-          <w:iCs w:val="false"/>
+          <w:caps w:val="false"/>
           <w:color w:val="000000"/>
           <w:sz w:val="21"/>
           <w:szCs w:val="21"/>
@@ -308,6 +285,7 @@
           <w:b/>
           <w:bCs/>
           <w:caps/>
+          <w:color w:val="000000"/>
           <w:sz w:val="22"/>
           <w:szCs w:val="22"/>
         </w:rPr>
@@ -317,15 +295,12 @@
     <w:p>
       <w:pPr>
         <w:spacing w:after="20" w:before="60"/>
-        <w:jc w:val="left"/>
-      </w:pPr>
-      <w:r>
-        <w:rPr>
-          <w:rFonts w:ascii="Calibri" w:cs="Calibri" w:eastAsia="Calibri" w:hAnsi="Calibri"/>
-          <w:b/>
-          <w:bCs/>
-          <w:i w:val="false"/>
-          <w:iCs w:val="false"/>
+      </w:pPr>
+      <w:r>
+        <w:rPr>
+          <w:rFonts w:ascii="Calibri" w:cs="Calibri" w:eastAsia="Calibri" w:hAnsi="Calibri"/>
+          <w:b/>
+          <w:bCs/>
           <w:caps w:val="false"/>
           <w:color w:val="000000"/>
           <w:sz w:val="21"/>
@@ -337,15 +312,12 @@
     <w:p>
       <w:pPr>
         <w:spacing w:after="60" w:before="0"/>
-        <w:jc w:val="left"/>
-      </w:pPr>
-      <w:r>
-        <w:rPr>
-          <w:rFonts w:ascii="Calibri" w:cs="Calibri" w:eastAsia="Calibri" w:hAnsi="Calibri"/>
-          <w:b w:val="false"/>
-          <w:bCs w:val="false"/>
-          <w:i w:val="false"/>
-          <w:iCs w:val="false"/>
+      </w:pPr>
+      <w:r>
+        <w:rPr>
+          <w:rFonts w:ascii="Calibri" w:cs="Calibri" w:eastAsia="Calibri" w:hAnsi="Calibri"/>
+          <w:b w:val="false"/>
+          <w:bCs w:val="false"/>
           <w:caps w:val="false"/>
           <w:color w:val="000000"/>
           <w:sz w:val="21"/>
@@ -359,13 +331,17 @@
         <w:pStyle w:val="ListParagraph"/>
         <w:numPr>
           <w:ilvl w:val="0"/>
-          <w:numId w:val="2"/>
-        </w:numPr>
-        <w:spacing w:after="50"/>
-      </w:pPr>
-      <w:r>
-        <w:rPr>
-          <w:rFonts w:ascii="Calibri" w:cs="Calibri" w:eastAsia="Calibri" w:hAnsi="Calibri"/>
+          <w:numId w:val="1"/>
+        </w:numPr>
+        <w:spacing w:after="50"/>
+      </w:pPr>
+      <w:r>
+        <w:rPr>
+          <w:rFonts w:ascii="Calibri" w:cs="Calibri" w:eastAsia="Calibri" w:hAnsi="Calibri"/>
+          <w:b w:val="false"/>
+          <w:bCs w:val="false"/>
+          <w:caps w:val="false"/>
+          <w:color w:val="000000"/>
           <w:sz w:val="21"/>
           <w:szCs w:val="21"/>
         </w:rPr>
@@ -377,13 +353,17 @@
         <w:pStyle w:val="ListParagraph"/>
         <w:numPr>
           <w:ilvl w:val="0"/>
-          <w:numId w:val="2"/>
-        </w:numPr>
-        <w:spacing w:after="50"/>
-      </w:pPr>
-      <w:r>
-        <w:rPr>
-          <w:rFonts w:ascii="Calibri" w:cs="Calibri" w:eastAsia="Calibri" w:hAnsi="Calibri"/>
+          <w:numId w:val="1"/>
+        </w:numPr>
+        <w:spacing w:after="50"/>
+      </w:pPr>
+      <w:r>
+        <w:rPr>
+          <w:rFonts w:ascii="Calibri" w:cs="Calibri" w:eastAsia="Calibri" w:hAnsi="Calibri"/>
+          <w:b w:val="false"/>
+          <w:bCs w:val="false"/>
+          <w:caps w:val="false"/>
+          <w:color w:val="000000"/>
           <w:sz w:val="21"/>
           <w:szCs w:val="21"/>
         </w:rPr>
@@ -395,13 +375,17 @@
         <w:pStyle w:val="ListParagraph"/>
         <w:numPr>
           <w:ilvl w:val="0"/>
-          <w:numId w:val="2"/>
-        </w:numPr>
-        <w:spacing w:after="50"/>
-      </w:pPr>
-      <w:r>
-        <w:rPr>
-          <w:rFonts w:ascii="Calibri" w:cs="Calibri" w:eastAsia="Calibri" w:hAnsi="Calibri"/>
+          <w:numId w:val="1"/>
+        </w:numPr>
+        <w:spacing w:after="50"/>
+      </w:pPr>
+      <w:r>
+        <w:rPr>
+          <w:rFonts w:ascii="Calibri" w:cs="Calibri" w:eastAsia="Calibri" w:hAnsi="Calibri"/>
+          <w:b w:val="false"/>
+          <w:bCs w:val="false"/>
+          <w:caps w:val="false"/>
+          <w:color w:val="000000"/>
           <w:sz w:val="21"/>
           <w:szCs w:val="21"/>
         </w:rPr>
@@ -413,13 +397,17 @@
         <w:pStyle w:val="ListParagraph"/>
         <w:numPr>
           <w:ilvl w:val="0"/>
-          <w:numId w:val="2"/>
-        </w:numPr>
-        <w:spacing w:after="50"/>
-      </w:pPr>
-      <w:r>
-        <w:rPr>
-          <w:rFonts w:ascii="Calibri" w:cs="Calibri" w:eastAsia="Calibri" w:hAnsi="Calibri"/>
+          <w:numId w:val="1"/>
+        </w:numPr>
+        <w:spacing w:after="50"/>
+      </w:pPr>
+      <w:r>
+        <w:rPr>
+          <w:rFonts w:ascii="Calibri" w:cs="Calibri" w:eastAsia="Calibri" w:hAnsi="Calibri"/>
+          <w:b w:val="false"/>
+          <w:bCs w:val="false"/>
+          <w:caps w:val="false"/>
+          <w:color w:val="000000"/>
           <w:sz w:val="21"/>
           <w:szCs w:val="21"/>
         </w:rPr>
@@ -431,13 +419,17 @@
         <w:pStyle w:val="ListParagraph"/>
         <w:numPr>
           <w:ilvl w:val="0"/>
-          <w:numId w:val="2"/>
-        </w:numPr>
-        <w:spacing w:after="50"/>
-      </w:pPr>
-      <w:r>
-        <w:rPr>
-          <w:rFonts w:ascii="Calibri" w:cs="Calibri" w:eastAsia="Calibri" w:hAnsi="Calibri"/>
+          <w:numId w:val="1"/>
+        </w:numPr>
+        <w:spacing w:after="50"/>
+      </w:pPr>
+      <w:r>
+        <w:rPr>
+          <w:rFonts w:ascii="Calibri" w:cs="Calibri" w:eastAsia="Calibri" w:hAnsi="Calibri"/>
+          <w:b w:val="false"/>
+          <w:bCs w:val="false"/>
+          <w:caps w:val="false"/>
+          <w:color w:val="000000"/>
           <w:sz w:val="21"/>
           <w:szCs w:val="21"/>
         </w:rPr>
@@ -449,13 +441,17 @@
         <w:pStyle w:val="ListParagraph"/>
         <w:numPr>
           <w:ilvl w:val="0"/>
-          <w:numId w:val="2"/>
-        </w:numPr>
-        <w:spacing w:after="50"/>
-      </w:pPr>
-      <w:r>
-        <w:rPr>
-          <w:rFonts w:ascii="Calibri" w:cs="Calibri" w:eastAsia="Calibri" w:hAnsi="Calibri"/>
+          <w:numId w:val="1"/>
+        </w:numPr>
+        <w:spacing w:after="50"/>
+      </w:pPr>
+      <w:r>
+        <w:rPr>
+          <w:rFonts w:ascii="Calibri" w:cs="Calibri" w:eastAsia="Calibri" w:hAnsi="Calibri"/>
+          <w:b w:val="false"/>
+          <w:bCs w:val="false"/>
+          <w:caps w:val="false"/>
+          <w:color w:val="000000"/>
           <w:sz w:val="21"/>
           <w:szCs w:val="21"/>
         </w:rPr>
@@ -465,15 +461,12 @@
     <w:p>
       <w:pPr>
         <w:spacing w:after="20" w:before="160"/>
-        <w:jc w:val="left"/>
-      </w:pPr>
-      <w:r>
-        <w:rPr>
-          <w:rFonts w:ascii="Calibri" w:cs="Calibri" w:eastAsia="Calibri" w:hAnsi="Calibri"/>
-          <w:b/>
-          <w:bCs/>
-          <w:i w:val="false"/>
-          <w:iCs w:val="false"/>
+      </w:pPr>
+      <w:r>
+        <w:rPr>
+          <w:rFonts w:ascii="Calibri" w:cs="Calibri" w:eastAsia="Calibri" w:hAnsi="Calibri"/>
+          <w:b/>
+          <w:bCs/>
           <w:caps w:val="false"/>
           <w:color w:val="000000"/>
           <w:sz w:val="21"/>
@@ -485,15 +478,12 @@
     <w:p>
       <w:pPr>
         <w:spacing w:after="60" w:before="0"/>
-        <w:jc w:val="left"/>
-      </w:pPr>
-      <w:r>
-        <w:rPr>
-          <w:rFonts w:ascii="Calibri" w:cs="Calibri" w:eastAsia="Calibri" w:hAnsi="Calibri"/>
-          <w:b w:val="false"/>
-          <w:bCs w:val="false"/>
-          <w:i w:val="false"/>
-          <w:iCs w:val="false"/>
+      </w:pPr>
+      <w:r>
+        <w:rPr>
+          <w:rFonts w:ascii="Calibri" w:cs="Calibri" w:eastAsia="Calibri" w:hAnsi="Calibri"/>
+          <w:b w:val="false"/>
+          <w:bCs w:val="false"/>
           <w:caps w:val="false"/>
           <w:color w:val="000000"/>
           <w:sz w:val="21"/>
@@ -507,13 +497,17 @@
         <w:pStyle w:val="ListParagraph"/>
         <w:numPr>
           <w:ilvl w:val="0"/>
-          <w:numId w:val="2"/>
-        </w:numPr>
-        <w:spacing w:after="50"/>
-      </w:pPr>
-      <w:r>
-        <w:rPr>
-          <w:rFonts w:ascii="Calibri" w:cs="Calibri" w:eastAsia="Calibri" w:hAnsi="Calibri"/>
+          <w:numId w:val="1"/>
+        </w:numPr>
+        <w:spacing w:after="50"/>
+      </w:pPr>
+      <w:r>
+        <w:rPr>
+          <w:rFonts w:ascii="Calibri" w:cs="Calibri" w:eastAsia="Calibri" w:hAnsi="Calibri"/>
+          <w:b w:val="false"/>
+          <w:bCs w:val="false"/>
+          <w:caps w:val="false"/>
+          <w:color w:val="000000"/>
           <w:sz w:val="21"/>
           <w:szCs w:val="21"/>
         </w:rPr>
@@ -525,13 +519,17 @@
         <w:pStyle w:val="ListParagraph"/>
         <w:numPr>
           <w:ilvl w:val="0"/>
-          <w:numId w:val="2"/>
-        </w:numPr>
-        <w:spacing w:after="50"/>
-      </w:pPr>
-      <w:r>
-        <w:rPr>
-          <w:rFonts w:ascii="Calibri" w:cs="Calibri" w:eastAsia="Calibri" w:hAnsi="Calibri"/>
+          <w:numId w:val="1"/>
+        </w:numPr>
+        <w:spacing w:after="50"/>
+      </w:pPr>
+      <w:r>
+        <w:rPr>
+          <w:rFonts w:ascii="Calibri" w:cs="Calibri" w:eastAsia="Calibri" w:hAnsi="Calibri"/>
+          <w:b w:val="false"/>
+          <w:bCs w:val="false"/>
+          <w:caps w:val="false"/>
+          <w:color w:val="000000"/>
           <w:sz w:val="21"/>
           <w:szCs w:val="21"/>
         </w:rPr>
@@ -543,13 +541,17 @@
         <w:pStyle w:val="ListParagraph"/>
         <w:numPr>
           <w:ilvl w:val="0"/>
-          <w:numId w:val="2"/>
-        </w:numPr>
-        <w:spacing w:after="50"/>
-      </w:pPr>
-      <w:r>
-        <w:rPr>
-          <w:rFonts w:ascii="Calibri" w:cs="Calibri" w:eastAsia="Calibri" w:hAnsi="Calibri"/>
+          <w:numId w:val="1"/>
+        </w:numPr>
+        <w:spacing w:after="50"/>
+      </w:pPr>
+      <w:r>
+        <w:rPr>
+          <w:rFonts w:ascii="Calibri" w:cs="Calibri" w:eastAsia="Calibri" w:hAnsi="Calibri"/>
+          <w:b w:val="false"/>
+          <w:bCs w:val="false"/>
+          <w:caps w:val="false"/>
+          <w:color w:val="000000"/>
           <w:sz w:val="21"/>
           <w:szCs w:val="21"/>
         </w:rPr>
@@ -561,13 +563,17 @@
         <w:pStyle w:val="ListParagraph"/>
         <w:numPr>
           <w:ilvl w:val="0"/>
-          <w:numId w:val="2"/>
-        </w:numPr>
-        <w:spacing w:after="50"/>
-      </w:pPr>
-      <w:r>
-        <w:rPr>
-          <w:rFonts w:ascii="Calibri" w:cs="Calibri" w:eastAsia="Calibri" w:hAnsi="Calibri"/>
+          <w:numId w:val="1"/>
+        </w:numPr>
+        <w:spacing w:after="50"/>
+      </w:pPr>
+      <w:r>
+        <w:rPr>
+          <w:rFonts w:ascii="Calibri" w:cs="Calibri" w:eastAsia="Calibri" w:hAnsi="Calibri"/>
+          <w:b w:val="false"/>
+          <w:bCs w:val="false"/>
+          <w:caps w:val="false"/>
+          <w:color w:val="000000"/>
           <w:sz w:val="21"/>
           <w:szCs w:val="21"/>
         </w:rPr>
@@ -579,13 +585,17 @@
         <w:pStyle w:val="ListParagraph"/>
         <w:numPr>
           <w:ilvl w:val="0"/>
-          <w:numId w:val="2"/>
-        </w:numPr>
-        <w:spacing w:after="50"/>
-      </w:pPr>
-      <w:r>
-        <w:rPr>
-          <w:rFonts w:ascii="Calibri" w:cs="Calibri" w:eastAsia="Calibri" w:hAnsi="Calibri"/>
+          <w:numId w:val="1"/>
+        </w:numPr>
+        <w:spacing w:after="50"/>
+      </w:pPr>
+      <w:r>
+        <w:rPr>
+          <w:rFonts w:ascii="Calibri" w:cs="Calibri" w:eastAsia="Calibri" w:hAnsi="Calibri"/>
+          <w:b w:val="false"/>
+          <w:bCs w:val="false"/>
+          <w:caps w:val="false"/>
+          <w:color w:val="000000"/>
           <w:sz w:val="21"/>
           <w:szCs w:val="21"/>
         </w:rPr>
@@ -597,13 +607,17 @@
         <w:pStyle w:val="ListParagraph"/>
         <w:numPr>
           <w:ilvl w:val="0"/>
-          <w:numId w:val="2"/>
-        </w:numPr>
-        <w:spacing w:after="50"/>
-      </w:pPr>
-      <w:r>
-        <w:rPr>
-          <w:rFonts w:ascii="Calibri" w:cs="Calibri" w:eastAsia="Calibri" w:hAnsi="Calibri"/>
+          <w:numId w:val="1"/>
+        </w:numPr>
+        <w:spacing w:after="50"/>
+      </w:pPr>
+      <w:r>
+        <w:rPr>
+          <w:rFonts w:ascii="Calibri" w:cs="Calibri" w:eastAsia="Calibri" w:hAnsi="Calibri"/>
+          <w:b w:val="false"/>
+          <w:bCs w:val="false"/>
+          <w:caps w:val="false"/>
+          <w:color w:val="000000"/>
           <w:sz w:val="21"/>
           <w:szCs w:val="21"/>
         </w:rPr>
@@ -613,15 +627,12 @@
     <w:p>
       <w:pPr>
         <w:spacing w:after="20" w:before="160"/>
-        <w:jc w:val="left"/>
-      </w:pPr>
-      <w:r>
-        <w:rPr>
-          <w:rFonts w:ascii="Calibri" w:cs="Calibri" w:eastAsia="Calibri" w:hAnsi="Calibri"/>
-          <w:b/>
-          <w:bCs/>
-          <w:i w:val="false"/>
-          <w:iCs w:val="false"/>
+      </w:pPr>
+      <w:r>
+        <w:rPr>
+          <w:rFonts w:ascii="Calibri" w:cs="Calibri" w:eastAsia="Calibri" w:hAnsi="Calibri"/>
+          <w:b/>
+          <w:bCs/>
           <w:caps w:val="false"/>
           <w:color w:val="000000"/>
           <w:sz w:val="21"/>
@@ -633,15 +644,12 @@
     <w:p>
       <w:pPr>
         <w:spacing w:after="60" w:before="0"/>
-        <w:jc w:val="left"/>
-      </w:pPr>
-      <w:r>
-        <w:rPr>
-          <w:rFonts w:ascii="Calibri" w:cs="Calibri" w:eastAsia="Calibri" w:hAnsi="Calibri"/>
-          <w:b w:val="false"/>
-          <w:bCs w:val="false"/>
-          <w:i w:val="false"/>
-          <w:iCs w:val="false"/>
+      </w:pPr>
+      <w:r>
+        <w:rPr>
+          <w:rFonts w:ascii="Calibri" w:cs="Calibri" w:eastAsia="Calibri" w:hAnsi="Calibri"/>
+          <w:b w:val="false"/>
+          <w:bCs w:val="false"/>
           <w:caps w:val="false"/>
           <w:color w:val="000000"/>
           <w:sz w:val="21"/>
@@ -655,13 +663,17 @@
         <w:pStyle w:val="ListParagraph"/>
         <w:numPr>
           <w:ilvl w:val="0"/>
-          <w:numId w:val="2"/>
-        </w:numPr>
-        <w:spacing w:after="50"/>
-      </w:pPr>
-      <w:r>
-        <w:rPr>
-          <w:rFonts w:ascii="Calibri" w:cs="Calibri" w:eastAsia="Calibri" w:hAnsi="Calibri"/>
+          <w:numId w:val="1"/>
+        </w:numPr>
+        <w:spacing w:after="50"/>
+      </w:pPr>
+      <w:r>
+        <w:rPr>
+          <w:rFonts w:ascii="Calibri" w:cs="Calibri" w:eastAsia="Calibri" w:hAnsi="Calibri"/>
+          <w:b w:val="false"/>
+          <w:bCs w:val="false"/>
+          <w:caps w:val="false"/>
+          <w:color w:val="000000"/>
           <w:sz w:val="21"/>
           <w:szCs w:val="21"/>
         </w:rPr>
@@ -673,13 +685,17 @@
         <w:pStyle w:val="ListParagraph"/>
         <w:numPr>
           <w:ilvl w:val="0"/>
-          <w:numId w:val="2"/>
-        </w:numPr>
-        <w:spacing w:after="50"/>
-      </w:pPr>
-      <w:r>
-        <w:rPr>
-          <w:rFonts w:ascii="Calibri" w:cs="Calibri" w:eastAsia="Calibri" w:hAnsi="Calibri"/>
+          <w:numId w:val="1"/>
+        </w:numPr>
+        <w:spacing w:after="50"/>
+      </w:pPr>
+      <w:r>
+        <w:rPr>
+          <w:rFonts w:ascii="Calibri" w:cs="Calibri" w:eastAsia="Calibri" w:hAnsi="Calibri"/>
+          <w:b w:val="false"/>
+          <w:bCs w:val="false"/>
+          <w:caps w:val="false"/>
+          <w:color w:val="000000"/>
           <w:sz w:val="21"/>
           <w:szCs w:val="21"/>
         </w:rPr>
@@ -691,13 +707,17 @@
         <w:pStyle w:val="ListParagraph"/>
         <w:numPr>
           <w:ilvl w:val="0"/>
-          <w:numId w:val="2"/>
-        </w:numPr>
-        <w:spacing w:after="50"/>
-      </w:pPr>
-      <w:r>
-        <w:rPr>
-          <w:rFonts w:ascii="Calibri" w:cs="Calibri" w:eastAsia="Calibri" w:hAnsi="Calibri"/>
+          <w:numId w:val="1"/>
+        </w:numPr>
+        <w:spacing w:after="50"/>
+      </w:pPr>
+      <w:r>
+        <w:rPr>
+          <w:rFonts w:ascii="Calibri" w:cs="Calibri" w:eastAsia="Calibri" w:hAnsi="Calibri"/>
+          <w:b w:val="false"/>
+          <w:bCs w:val="false"/>
+          <w:caps w:val="false"/>
+          <w:color w:val="000000"/>
           <w:sz w:val="21"/>
           <w:szCs w:val="21"/>
         </w:rPr>
@@ -707,15 +727,12 @@
     <w:p>
       <w:pPr>
         <w:spacing w:after="20" w:before="160"/>
-        <w:jc w:val="left"/>
-      </w:pPr>
-      <w:r>
-        <w:rPr>
-          <w:rFonts w:ascii="Calibri" w:cs="Calibri" w:eastAsia="Calibri" w:hAnsi="Calibri"/>
-          <w:b/>
-          <w:bCs/>
-          <w:i w:val="false"/>
-          <w:iCs w:val="false"/>
+      </w:pPr>
+      <w:r>
+        <w:rPr>
+          <w:rFonts w:ascii="Calibri" w:cs="Calibri" w:eastAsia="Calibri" w:hAnsi="Calibri"/>
+          <w:b/>
+          <w:bCs/>
           <w:caps w:val="false"/>
           <w:color w:val="000000"/>
           <w:sz w:val="21"/>
@@ -727,15 +744,12 @@
     <w:p>
       <w:pPr>
         <w:spacing w:after="60" w:before="0"/>
-        <w:jc w:val="left"/>
-      </w:pPr>
-      <w:r>
-        <w:rPr>
-          <w:rFonts w:ascii="Calibri" w:cs="Calibri" w:eastAsia="Calibri" w:hAnsi="Calibri"/>
-          <w:b w:val="false"/>
-          <w:bCs w:val="false"/>
-          <w:i w:val="false"/>
-          <w:iCs w:val="false"/>
+      </w:pPr>
+      <w:r>
+        <w:rPr>
+          <w:rFonts w:ascii="Calibri" w:cs="Calibri" w:eastAsia="Calibri" w:hAnsi="Calibri"/>
+          <w:b w:val="false"/>
+          <w:bCs w:val="false"/>
           <w:caps w:val="false"/>
           <w:color w:val="000000"/>
           <w:sz w:val="21"/>
@@ -749,13 +763,17 @@
         <w:pStyle w:val="ListParagraph"/>
         <w:numPr>
           <w:ilvl w:val="0"/>
-          <w:numId w:val="2"/>
-        </w:numPr>
-        <w:spacing w:after="50"/>
-      </w:pPr>
-      <w:r>
-        <w:rPr>
-          <w:rFonts w:ascii="Calibri" w:cs="Calibri" w:eastAsia="Calibri" w:hAnsi="Calibri"/>
+          <w:numId w:val="1"/>
+        </w:numPr>
+        <w:spacing w:after="50"/>
+      </w:pPr>
+      <w:r>
+        <w:rPr>
+          <w:rFonts w:ascii="Calibri" w:cs="Calibri" w:eastAsia="Calibri" w:hAnsi="Calibri"/>
+          <w:b w:val="false"/>
+          <w:bCs w:val="false"/>
+          <w:caps w:val="false"/>
+          <w:color w:val="000000"/>
           <w:sz w:val="21"/>
           <w:szCs w:val="21"/>
         </w:rPr>
@@ -767,13 +785,17 @@
         <w:pStyle w:val="ListParagraph"/>
         <w:numPr>
           <w:ilvl w:val="0"/>
-          <w:numId w:val="2"/>
-        </w:numPr>
-        <w:spacing w:after="50"/>
-      </w:pPr>
-      <w:r>
-        <w:rPr>
-          <w:rFonts w:ascii="Calibri" w:cs="Calibri" w:eastAsia="Calibri" w:hAnsi="Calibri"/>
+          <w:numId w:val="1"/>
+        </w:numPr>
+        <w:spacing w:after="50"/>
+      </w:pPr>
+      <w:r>
+        <w:rPr>
+          <w:rFonts w:ascii="Calibri" w:cs="Calibri" w:eastAsia="Calibri" w:hAnsi="Calibri"/>
+          <w:b w:val="false"/>
+          <w:bCs w:val="false"/>
+          <w:caps w:val="false"/>
+          <w:color w:val="000000"/>
           <w:sz w:val="21"/>
           <w:szCs w:val="21"/>
         </w:rPr>
@@ -785,13 +807,17 @@
         <w:pStyle w:val="ListParagraph"/>
         <w:numPr>
           <w:ilvl w:val="0"/>
-          <w:numId w:val="2"/>
-        </w:numPr>
-        <w:spacing w:after="50"/>
-      </w:pPr>
-      <w:r>
-        <w:rPr>
-          <w:rFonts w:ascii="Calibri" w:cs="Calibri" w:eastAsia="Calibri" w:hAnsi="Calibri"/>
+          <w:numId w:val="1"/>
+        </w:numPr>
+        <w:spacing w:after="50"/>
+      </w:pPr>
+      <w:r>
+        <w:rPr>
+          <w:rFonts w:ascii="Calibri" w:cs="Calibri" w:eastAsia="Calibri" w:hAnsi="Calibri"/>
+          <w:b w:val="false"/>
+          <w:bCs w:val="false"/>
+          <w:caps w:val="false"/>
+          <w:color w:val="000000"/>
           <w:sz w:val="21"/>
           <w:szCs w:val="21"/>
         </w:rPr>
@@ -803,13 +829,17 @@
         <w:pStyle w:val="ListParagraph"/>
         <w:numPr>
           <w:ilvl w:val="0"/>
-          <w:numId w:val="2"/>
-        </w:numPr>
-        <w:spacing w:after="50"/>
-      </w:pPr>
-      <w:r>
-        <w:rPr>
-          <w:rFonts w:ascii="Calibri" w:cs="Calibri" w:eastAsia="Calibri" w:hAnsi="Calibri"/>
+          <w:numId w:val="1"/>
+        </w:numPr>
+        <w:spacing w:after="50"/>
+      </w:pPr>
+      <w:r>
+        <w:rPr>
+          <w:rFonts w:ascii="Calibri" w:cs="Calibri" w:eastAsia="Calibri" w:hAnsi="Calibri"/>
+          <w:b w:val="false"/>
+          <w:bCs w:val="false"/>
+          <w:caps w:val="false"/>
+          <w:color w:val="000000"/>
           <w:sz w:val="21"/>
           <w:szCs w:val="21"/>
         </w:rPr>
@@ -829,6 +859,7 @@
           <w:b/>
           <w:bCs/>
           <w:caps/>
+          <w:color w:val="000000"/>
           <w:sz w:val="22"/>
           <w:szCs w:val="22"/>
         </w:rPr>
@@ -838,15 +869,12 @@
     <w:p>
       <w:pPr>
         <w:spacing w:after="60" w:before="0"/>
-        <w:jc w:val="left"/>
-      </w:pPr>
-      <w:r>
-        <w:rPr>
-          <w:rFonts w:ascii="Calibri" w:cs="Calibri" w:eastAsia="Calibri" w:hAnsi="Calibri"/>
-          <w:b w:val="false"/>
-          <w:bCs w:val="false"/>
-          <w:i w:val="false"/>
-          <w:iCs w:val="false"/>
+      </w:pPr>
+      <w:r>
+        <w:rPr>
+          <w:rFonts w:ascii="Calibri" w:cs="Calibri" w:eastAsia="Calibri" w:hAnsi="Calibri"/>
+          <w:b w:val="false"/>
+          <w:bCs w:val="false"/>
           <w:caps w:val="false"/>
           <w:color w:val="000000"/>
           <w:sz w:val="21"/>
@@ -858,15 +886,12 @@
     <w:p>
       <w:pPr>
         <w:spacing w:after="60" w:before="0"/>
-        <w:jc w:val="left"/>
-      </w:pPr>
-      <w:r>
-        <w:rPr>
-          <w:rFonts w:ascii="Calibri" w:cs="Calibri" w:eastAsia="Calibri" w:hAnsi="Calibri"/>
-          <w:b w:val="false"/>
-          <w:bCs w:val="false"/>
-          <w:i w:val="false"/>
-          <w:iCs w:val="false"/>
+      </w:pPr>
+      <w:r>
+        <w:rPr>
+          <w:rFonts w:ascii="Calibri" w:cs="Calibri" w:eastAsia="Calibri" w:hAnsi="Calibri"/>
+          <w:b w:val="false"/>
+          <w:bCs w:val="false"/>
           <w:caps w:val="false"/>
           <w:color w:val="000000"/>
           <w:sz w:val="21"/>
@@ -878,15 +903,12 @@
     <w:p>
       <w:pPr>
         <w:spacing w:after="60" w:before="0"/>
-        <w:jc w:val="left"/>
-      </w:pPr>
-      <w:r>
-        <w:rPr>
-          <w:rFonts w:ascii="Calibri" w:cs="Calibri" w:eastAsia="Calibri" w:hAnsi="Calibri"/>
-          <w:b w:val="false"/>
-          <w:bCs w:val="false"/>
-          <w:i w:val="false"/>
-          <w:iCs w:val="false"/>
+      </w:pPr>
+      <w:r>
+        <w:rPr>
+          <w:rFonts w:ascii="Calibri" w:cs="Calibri" w:eastAsia="Calibri" w:hAnsi="Calibri"/>
+          <w:b w:val="false"/>
+          <w:bCs w:val="false"/>
           <w:caps w:val="false"/>
           <w:color w:val="000000"/>
           <w:sz w:val="21"/>
@@ -898,15 +920,12 @@
     <w:p>
       <w:pPr>
         <w:spacing w:after="60" w:before="0"/>
-        <w:jc w:val="left"/>
-      </w:pPr>
-      <w:r>
-        <w:rPr>
-          <w:rFonts w:ascii="Calibri" w:cs="Calibri" w:eastAsia="Calibri" w:hAnsi="Calibri"/>
-          <w:b w:val="false"/>
-          <w:bCs w:val="false"/>
-          <w:i w:val="false"/>
-          <w:iCs w:val="false"/>
+      </w:pPr>
+      <w:r>
+        <w:rPr>
+          <w:rFonts w:ascii="Calibri" w:cs="Calibri" w:eastAsia="Calibri" w:hAnsi="Calibri"/>
+          <w:b w:val="false"/>
+          <w:bCs w:val="false"/>
           <w:caps w:val="false"/>
           <w:color w:val="000000"/>
           <w:sz w:val="21"/>
@@ -918,15 +937,12 @@
     <w:p>
       <w:pPr>
         <w:spacing w:after="60" w:before="0"/>
-        <w:jc w:val="left"/>
-      </w:pPr>
-      <w:r>
-        <w:rPr>
-          <w:rFonts w:ascii="Calibri" w:cs="Calibri" w:eastAsia="Calibri" w:hAnsi="Calibri"/>
-          <w:b w:val="false"/>
-          <w:bCs w:val="false"/>
-          <w:i w:val="false"/>
-          <w:iCs w:val="false"/>
+      </w:pPr>
+      <w:r>
+        <w:rPr>
+          <w:rFonts w:ascii="Calibri" w:cs="Calibri" w:eastAsia="Calibri" w:hAnsi="Calibri"/>
+          <w:b w:val="false"/>
+          <w:bCs w:val="false"/>
           <w:caps w:val="false"/>
           <w:color w:val="000000"/>
           <w:sz w:val="21"/>
@@ -938,15 +954,12 @@
     <w:p>
       <w:pPr>
         <w:spacing w:after="60" w:before="0"/>
-        <w:jc w:val="left"/>
-      </w:pPr>
-      <w:r>
-        <w:rPr>
-          <w:rFonts w:ascii="Calibri" w:cs="Calibri" w:eastAsia="Calibri" w:hAnsi="Calibri"/>
-          <w:b w:val="false"/>
-          <w:bCs w:val="false"/>
-          <w:i w:val="false"/>
-          <w:iCs w:val="false"/>
+      </w:pPr>
+      <w:r>
+        <w:rPr>
+          <w:rFonts w:ascii="Calibri" w:cs="Calibri" w:eastAsia="Calibri" w:hAnsi="Calibri"/>
+          <w:b w:val="false"/>
+          <w:bCs w:val="false"/>
           <w:caps w:val="false"/>
           <w:color w:val="000000"/>
           <w:sz w:val="21"/>
@@ -958,15 +971,12 @@
     <w:p>
       <w:pPr>
         <w:spacing w:after="60" w:before="0"/>
-        <w:jc w:val="left"/>
-      </w:pPr>
-      <w:r>
-        <w:rPr>
-          <w:rFonts w:ascii="Calibri" w:cs="Calibri" w:eastAsia="Calibri" w:hAnsi="Calibri"/>
-          <w:b w:val="false"/>
-          <w:bCs w:val="false"/>
-          <w:i w:val="false"/>
-          <w:iCs w:val="false"/>
+      </w:pPr>
+      <w:r>
+        <w:rPr>
+          <w:rFonts w:ascii="Calibri" w:cs="Calibri" w:eastAsia="Calibri" w:hAnsi="Calibri"/>
+          <w:b w:val="false"/>
+          <w:bCs w:val="false"/>
           <w:caps w:val="false"/>
           <w:color w:val="000000"/>
           <w:sz w:val="21"/>
@@ -978,15 +988,12 @@
     <w:p>
       <w:pPr>
         <w:spacing w:after="60" w:before="0"/>
-        <w:jc w:val="left"/>
-      </w:pPr>
-      <w:r>
-        <w:rPr>
-          <w:rFonts w:ascii="Calibri" w:cs="Calibri" w:eastAsia="Calibri" w:hAnsi="Calibri"/>
-          <w:b w:val="false"/>
-          <w:bCs w:val="false"/>
-          <w:i w:val="false"/>
-          <w:iCs w:val="false"/>
+      </w:pPr>
+      <w:r>
+        <w:rPr>
+          <w:rFonts w:ascii="Calibri" w:cs="Calibri" w:eastAsia="Calibri" w:hAnsi="Calibri"/>
+          <w:b w:val="false"/>
+          <w:bCs w:val="false"/>
           <w:caps w:val="false"/>
           <w:color w:val="000000"/>
           <w:sz w:val="21"/>
@@ -998,15 +1005,12 @@
     <w:p>
       <w:pPr>
         <w:spacing w:after="60" w:before="0"/>
-        <w:jc w:val="left"/>
-      </w:pPr>
-      <w:r>
-        <w:rPr>
-          <w:rFonts w:ascii="Calibri" w:cs="Calibri" w:eastAsia="Calibri" w:hAnsi="Calibri"/>
-          <w:b w:val="false"/>
-          <w:bCs w:val="false"/>
-          <w:i w:val="false"/>
-          <w:iCs w:val="false"/>
+      </w:pPr>
+      <w:r>
+        <w:rPr>
+          <w:rFonts w:ascii="Calibri" w:cs="Calibri" w:eastAsia="Calibri" w:hAnsi="Calibri"/>
+          <w:b w:val="false"/>
+          <w:bCs w:val="false"/>
           <w:caps w:val="false"/>
           <w:color w:val="000000"/>
           <w:sz w:val="21"/>
@@ -1018,15 +1022,12 @@
     <w:p>
       <w:pPr>
         <w:spacing w:after="60" w:before="0"/>
-        <w:jc w:val="left"/>
-      </w:pPr>
-      <w:r>
-        <w:rPr>
-          <w:rFonts w:ascii="Calibri" w:cs="Calibri" w:eastAsia="Calibri" w:hAnsi="Calibri"/>
-          <w:b w:val="false"/>
-          <w:bCs w:val="false"/>
-          <w:i w:val="false"/>
-          <w:iCs w:val="false"/>
+      </w:pPr>
+      <w:r>
+        <w:rPr>
+          <w:rFonts w:ascii="Calibri" w:cs="Calibri" w:eastAsia="Calibri" w:hAnsi="Calibri"/>
+          <w:b w:val="false"/>
+          <w:bCs w:val="false"/>
           <w:caps w:val="false"/>
           <w:color w:val="000000"/>
           <w:sz w:val="21"/>
@@ -1048,6 +1049,7 @@
           <w:b/>
           <w:bCs/>
           <w:caps/>
+          <w:color w:val="000000"/>
           <w:sz w:val="22"/>
           <w:szCs w:val="22"/>
         </w:rPr>
@@ -1057,15 +1059,12 @@
     <w:p>
       <w:pPr>
         <w:spacing w:after="60" w:before="0"/>
-        <w:jc w:val="left"/>
-      </w:pPr>
-      <w:r>
-        <w:rPr>
-          <w:rFonts w:ascii="Calibri" w:cs="Calibri" w:eastAsia="Calibri" w:hAnsi="Calibri"/>
-          <w:b w:val="false"/>
-          <w:bCs w:val="false"/>
-          <w:i w:val="false"/>
-          <w:iCs w:val="false"/>
+      </w:pPr>
+      <w:r>
+        <w:rPr>
+          <w:rFonts w:ascii="Calibri" w:cs="Calibri" w:eastAsia="Calibri" w:hAnsi="Calibri"/>
+          <w:b w:val="false"/>
+          <w:bCs w:val="false"/>
           <w:caps w:val="false"/>
           <w:color w:val="000000"/>
           <w:sz w:val="21"/>
@@ -1077,15 +1076,12 @@
     <w:p>
       <w:pPr>
         <w:spacing w:after="60" w:before="0"/>
-        <w:jc w:val="left"/>
-      </w:pPr>
-      <w:r>
-        <w:rPr>
-          <w:rFonts w:ascii="Calibri" w:cs="Calibri" w:eastAsia="Calibri" w:hAnsi="Calibri"/>
-          <w:b w:val="false"/>
-          <w:bCs w:val="false"/>
-          <w:i w:val="false"/>
-          <w:iCs w:val="false"/>
+      </w:pPr>
+      <w:r>
+        <w:rPr>
+          <w:rFonts w:ascii="Calibri" w:cs="Calibri" w:eastAsia="Calibri" w:hAnsi="Calibri"/>
+          <w:b w:val="false"/>
+          <w:bCs w:val="false"/>
           <w:caps w:val="false"/>
           <w:color w:val="000000"/>
           <w:sz w:val="21"/>
@@ -1107,6 +1103,7 @@
           <w:b/>
           <w:bCs/>
           <w:caps/>
+          <w:color w:val="000000"/>
           <w:sz w:val="22"/>
           <w:szCs w:val="22"/>
         </w:rPr>
@@ -1116,15 +1113,12 @@
     <w:p>
       <w:pPr>
         <w:spacing w:after="60" w:before="0"/>
-        <w:jc w:val="left"/>
-      </w:pPr>
-      <w:r>
-        <w:rPr>
-          <w:rFonts w:ascii="Calibri" w:cs="Calibri" w:eastAsia="Calibri" w:hAnsi="Calibri"/>
-          <w:b w:val="false"/>
-          <w:bCs w:val="false"/>
-          <w:i w:val="false"/>
-          <w:iCs w:val="false"/>
+      </w:pPr>
+      <w:r>
+        <w:rPr>
+          <w:rFonts w:ascii="Calibri" w:cs="Calibri" w:eastAsia="Calibri" w:hAnsi="Calibri"/>
+          <w:b w:val="false"/>
+          <w:bCs w:val="false"/>
           <w:caps w:val="false"/>
           <w:color w:val="000000"/>
           <w:sz w:val="21"/>
@@ -1136,15 +1130,12 @@
     <w:p>
       <w:pPr>
         <w:spacing w:after="60" w:before="0"/>
-        <w:jc w:val="left"/>
-      </w:pPr>
-      <w:r>
-        <w:rPr>
-          <w:rFonts w:ascii="Calibri" w:cs="Calibri" w:eastAsia="Calibri" w:hAnsi="Calibri"/>
-          <w:b w:val="false"/>
-          <w:bCs w:val="false"/>
-          <w:i w:val="false"/>
-          <w:iCs w:val="false"/>
+      </w:pPr>
+      <w:r>
+        <w:rPr>
+          <w:rFonts w:ascii="Calibri" w:cs="Calibri" w:eastAsia="Calibri" w:hAnsi="Calibri"/>
+          <w:b w:val="false"/>
+          <w:bCs w:val="false"/>
           <w:caps w:val="false"/>
           <w:color w:val="000000"/>
           <w:sz w:val="21"/>
@@ -1327,26 +1318,8 @@
       </w:pPr>
     </w:lvl>
   </w:abstractNum>
-  <w:abstractNum w:abstractNumId="2" w15:restartNumberingAfterBreak="0">
-    <w:multiLevelType w:val="hybridMultilevel"/>
-    <w:lvl w:ilvl="0" w15:tentative="1">
-      <w:start w:val="1"/>
-      <w:numFmt w:val="bullet"/>
-      <w:lvlText w:val="•"/>
-      <w:lvlJc w:val="left"/>
-      <w:pPr>
-        <w:ind w:left="360" w:hanging="244"/>
-      </w:pPr>
-    </w:lvl>
-  </w:abstractNum>
   <w:num w:numId="1">
     <w:abstractNumId w:val="1"/>
-    <w:lvlOverride w:ilvl="0">
-      <w:startOverride w:val="1"/>
-    </w:lvlOverride>
-  </w:num>
-  <w:num w:numId="2">
-    <w:abstractNumId w:val="2"/>
     <w:lvlOverride w:ilvl="0">
       <w:startOverride w:val="1"/>
     </w:lvlOverride>
